--- a/posts/eda/index.docx
+++ b/posts/eda/index.docx
@@ -62,7 +62,7 @@
       <w:r>
         <w:t xml:space="preserve"> </w:t>
       </w:r>
-      <w:hyperlink r:id="rId20">
+      <w:hyperlink r:id="rId9">
         <w:r>
           <w:rPr>
             <w:rStyle w:val="Hyperlink"/>
@@ -71,7 +71,7 @@
         </w:r>
       </w:hyperlink>
     </w:p>
-    <w:bookmarkStart w:id="21" w:name="the-dataset"/>
+    <w:bookmarkStart w:id="10" w:name="the-dataset"/>
     <w:p>
       <w:pPr>
         <w:pStyle w:val="Heading2"/>
@@ -223,8 +223,8 @@
         <w:t xml:space="preserve">)</w:t>
       </w:r>
     </w:p>
-    <w:bookmarkEnd w:id="21"/>
-    <w:bookmarkStart w:id="22" w:name="discriptive-statistics"/>
+    <w:bookmarkEnd w:id="10"/>
+    <w:bookmarkStart w:id="11" w:name="discriptive-statistics"/>
     <w:p>
       <w:pPr>
         <w:pStyle w:val="Heading2"/>
@@ -1432,8 +1432,8 @@
         <w:t xml:space="preserve">Name: count, dtype: int64</w:t>
       </w:r>
     </w:p>
-    <w:bookmarkEnd w:id="22"/>
-    <w:bookmarkStart w:id="39" w:name="feature-engineering"/>
+    <w:bookmarkEnd w:id="11"/>
+    <w:bookmarkStart w:id="28" w:name="feature-engineering"/>
     <w:p>
       <w:pPr>
         <w:pStyle w:val="Heading2"/>
@@ -2217,18 +2217,18 @@
           <wp:inline>
             <wp:extent cx="4391025" cy="3381375"/>
             <wp:effectExtent b="0" l="0" r="0" t="0"/>
-            <wp:docPr descr="" title="" id="24" name="Picture"/>
+            <wp:docPr descr="" title="" id="13" name="Picture"/>
             <a:graphic>
               <a:graphicData uri="http://schemas.openxmlformats.org/drawingml/2006/picture">
                 <pic:pic>
                   <pic:nvPicPr>
-                    <pic:cNvPr descr="index_files/figure-docx/cell-9-output-1.png" id="25" name="Picture"/>
+                    <pic:cNvPr descr="index_files/figure-docx/cell-9-output-1.png" id="14" name="Picture"/>
                     <pic:cNvPicPr>
                       <a:picLocks noChangeArrowheads="1" noChangeAspect="1"/>
                     </pic:cNvPicPr>
                   </pic:nvPicPr>
                   <pic:blipFill>
-                    <a:blip r:embed="rId23"/>
+                    <a:blip r:embed="rId12"/>
                     <a:stretch>
                       <a:fillRect/>
                     </a:stretch>
@@ -2354,10 +2354,7 @@
         <w:rPr>
           <w:rStyle w:val="VerbatimChar"/>
         </w:rPr>
-        <w:t xml:space="preserve">/tmp/ipykernel_7842/1994586768.py:1: UserWarning:</w:t>
-      </w:r>
-      <w:r>
-        <w:br/>
+        <w:t xml:space="preserve">/tmp/ipykernel_9984/1994586768.py:1: UserWarning: Could not infer format, so each element will be parsed individually, falling back to `dateutil`. To ensure parsing is consistent and as-expected, please specify a format.</w:t>
       </w:r>
       <w:r>
         <w:br/>
@@ -2366,7 +2363,7 @@
         <w:rPr>
           <w:rStyle w:val="VerbatimChar"/>
         </w:rPr>
-        <w:t xml:space="preserve">Could not infer format, so each element will be parsed individually, falling back to `dateutil`. To ensure parsing is consistent and as-expected, please specify a format.</w:t>
+        <w:t xml:space="preserve">  df['timeStamp'] = pd.to_datetime(df.timeStamp)</w:t>
       </w:r>
     </w:p>
     <w:p>
@@ -3897,18 +3894,18 @@
           <wp:inline>
             <wp:extent cx="5334000" cy="3381375"/>
             <wp:effectExtent b="0" l="0" r="0" t="0"/>
-            <wp:docPr descr="" title="" id="27" name="Picture"/>
+            <wp:docPr descr="" title="" id="16" name="Picture"/>
             <a:graphic>
               <a:graphicData uri="http://schemas.openxmlformats.org/drawingml/2006/picture">
                 <pic:pic>
                   <pic:nvPicPr>
-                    <pic:cNvPr descr="index_files/figure-docx/cell-12-output-1.png" id="28" name="Picture"/>
+                    <pic:cNvPr descr="index_files/figure-docx/cell-12-output-1.png" id="17" name="Picture"/>
                     <pic:cNvPicPr>
                       <a:picLocks noChangeArrowheads="1" noChangeAspect="1"/>
                     </pic:cNvPicPr>
                   </pic:nvPicPr>
                   <pic:blipFill>
-                    <a:blip r:embed="rId26"/>
+                    <a:blip r:embed="rId15"/>
                     <a:stretch>
                       <a:fillRect/>
                     </a:stretch>
@@ -4110,18 +4107,18 @@
           <wp:inline>
             <wp:extent cx="5334000" cy="3381375"/>
             <wp:effectExtent b="0" l="0" r="0" t="0"/>
-            <wp:docPr descr="" title="" id="30" name="Picture"/>
+            <wp:docPr descr="" title="" id="19" name="Picture"/>
             <a:graphic>
               <a:graphicData uri="http://schemas.openxmlformats.org/drawingml/2006/picture">
                 <pic:pic>
                   <pic:nvPicPr>
-                    <pic:cNvPr descr="index_files/figure-docx/cell-13-output-1.png" id="31" name="Picture"/>
+                    <pic:cNvPr descr="index_files/figure-docx/cell-13-output-1.png" id="20" name="Picture"/>
                     <pic:cNvPicPr>
                       <a:picLocks noChangeArrowheads="1" noChangeAspect="1"/>
                     </pic:cNvPicPr>
                   </pic:nvPicPr>
                   <pic:blipFill>
-                    <a:blip r:embed="rId29"/>
+                    <a:blip r:embed="rId18"/>
                     <a:stretch>
                       <a:fillRect/>
                     </a:stretch>
@@ -4269,18 +4266,18 @@
           <wp:inline>
             <wp:extent cx="4057650" cy="3381375"/>
             <wp:effectExtent b="0" l="0" r="0" t="0"/>
-            <wp:docPr descr="" title="" id="33" name="Picture"/>
+            <wp:docPr descr="" title="" id="22" name="Picture"/>
             <a:graphic>
               <a:graphicData uri="http://schemas.openxmlformats.org/drawingml/2006/picture">
                 <pic:pic>
                   <pic:nvPicPr>
-                    <pic:cNvPr descr="index_files/figure-docx/cell-14-output-1.png" id="34" name="Picture"/>
+                    <pic:cNvPr descr="index_files/figure-docx/cell-14-output-1.png" id="23" name="Picture"/>
                     <pic:cNvPicPr>
                       <a:picLocks noChangeArrowheads="1" noChangeAspect="1"/>
                     </pic:cNvPicPr>
                   </pic:nvPicPr>
                   <pic:blipFill>
-                    <a:blip r:embed="rId32"/>
+                    <a:blip r:embed="rId21"/>
                     <a:stretch>
                       <a:fillRect/>
                     </a:stretch>
@@ -4956,18 +4953,18 @@
           <wp:inline>
             <wp:extent cx="5334000" cy="4036155"/>
             <wp:effectExtent b="0" l="0" r="0" t="0"/>
-            <wp:docPr descr="" title="" id="36" name="Picture"/>
+            <wp:docPr descr="" title="" id="25" name="Picture"/>
             <a:graphic>
               <a:graphicData uri="http://schemas.openxmlformats.org/drawingml/2006/picture">
                 <pic:pic>
                   <pic:nvPicPr>
-                    <pic:cNvPr descr="index_files/figure-docx/cell-15-output-1.png" id="37" name="Picture"/>
+                    <pic:cNvPr descr="index_files/figure-docx/cell-15-output-1.png" id="26" name="Picture"/>
                     <pic:cNvPicPr>
                       <a:picLocks noChangeArrowheads="1" noChangeAspect="1"/>
                     </pic:cNvPicPr>
                   </pic:nvPicPr>
                   <pic:blipFill>
-                    <a:blip r:embed="rId35"/>
+                    <a:blip r:embed="rId24"/>
                     <a:stretch>
                       <a:fillRect/>
                     </a:stretch>
@@ -5052,8 +5049,8 @@
         <w:t xml:space="preserve"> </w:t>
       </w:r>
     </w:p>
-    <w:bookmarkStart w:id="38" w:name="fb-root"/>
-    <w:bookmarkEnd w:id="38"/>
+    <w:bookmarkStart w:id="27" w:name="fb-root"/>
+    <w:bookmarkEnd w:id="27"/>
     <w:p>
       <w:pPr>
         <w:pStyle w:val="BodyText"/>
@@ -5066,7 +5063,7 @@
         <w:t xml:space="preserve">You may also like</w:t>
       </w:r>
     </w:p>
-    <w:bookmarkEnd w:id="39"/>
+    <w:bookmarkEnd w:id="28"/>
     <w:sectPr>
       <w:footnotePr>
         <w:numRestart w:val="eachSect"/>
@@ -5294,10 +5291,10 @@
   <w:docDefaults>
     <w:rPrDefault>
       <w:rPr>
-        <w:rFonts w:asciiTheme="minorHAnsi" w:cstheme="minorBidi" w:eastAsiaTheme="minorHAnsi" w:hAnsiTheme="minorHAnsi"/>
+        <w:rFonts w:asciiTheme="minorHAnsi" w:cstheme="minorBidi" w:eastAsiaTheme="minorEastAsia" w:hAnsiTheme="minorHAnsi"/>
         <w:sz w:val="24"/>
         <w:szCs w:val="24"/>
-        <w:lang w:bidi="ar-SA" w:eastAsia="en-US" w:val="en-US"/>
+        <w:lang w:bidi="ar-SA" w:eastAsia="zh-CN" w:val="en-US"/>
       </w:rPr>
     </w:rPrDefault>
     <w:pPrDefault>
@@ -5838,13 +5835,6 @@
       </w:tblCellMar>
     </w:tblPr>
     <w:tblStylePr w:type="firstRow">
-      <w:tblPr>
-        <w:jc w:val="left"/>
-        <w:tblInd w:type="dxa" w:w="0"/>
-      </w:tblPr>
-      <w:trPr>
-        <w:jc w:val="left"/>
-      </w:trPr>
       <w:tcPr>
         <w:tcBorders>
           <w:bottom w:val="single"/>

--- a/posts/eda/index.docx
+++ b/posts/eda/index.docx
@@ -2354,7 +2354,7 @@
         <w:rPr>
           <w:rStyle w:val="VerbatimChar"/>
         </w:rPr>
-        <w:t xml:space="preserve">/tmp/ipykernel_9984/1994586768.py:1: UserWarning: Could not infer format, so each element will be parsed individually, falling back to `dateutil`. To ensure parsing is consistent and as-expected, please specify a format.</w:t>
+        <w:t xml:space="preserve">/tmp/ipykernel_9764/1994586768.py:1: UserWarning: Could not infer format, so each element will be parsed individually, falling back to `dateutil`. To ensure parsing is consistent and as-expected, please specify a format.</w:t>
       </w:r>
       <w:r>
         <w:br/>

--- a/posts/eda/index.docx
+++ b/posts/eda/index.docx
@@ -2354,7 +2354,7 @@
         <w:rPr>
           <w:rStyle w:val="VerbatimChar"/>
         </w:rPr>
-        <w:t xml:space="preserve">/tmp/ipykernel_9764/1994586768.py:1: UserWarning: Could not infer format, so each element will be parsed individually, falling back to `dateutil`. To ensure parsing is consistent and as-expected, please specify a format.</w:t>
+        <w:t xml:space="preserve">/tmp/ipykernel_3560/1994586768.py:1: UserWarning: Could not infer format, so each element will be parsed individually, falling back to `dateutil`. To ensure parsing is consistent and as-expected, please specify a format.</w:t>
       </w:r>
       <w:r>
         <w:br/>

--- a/posts/eda/index.docx
+++ b/posts/eda/index.docx
@@ -2354,7 +2354,7 @@
         <w:rPr>
           <w:rStyle w:val="VerbatimChar"/>
         </w:rPr>
-        <w:t xml:space="preserve">/tmp/ipykernel_3560/1994586768.py:1: UserWarning: Could not infer format, so each element will be parsed individually, falling back to `dateutil`. To ensure parsing is consistent and as-expected, please specify a format.</w:t>
+        <w:t xml:space="preserve">/tmp/ipykernel_3341/1994586768.py:1: UserWarning: Could not infer format, so each element will be parsed individually, falling back to `dateutil`. To ensure parsing is consistent and as-expected, please specify a format.</w:t>
       </w:r>
       <w:r>
         <w:br/>

--- a/posts/eda/index.docx
+++ b/posts/eda/index.docx
@@ -2354,7 +2354,7 @@
         <w:rPr>
           <w:rStyle w:val="VerbatimChar"/>
         </w:rPr>
-        <w:t xml:space="preserve">/tmp/ipykernel_3341/1994586768.py:1: UserWarning: Could not infer format, so each element will be parsed individually, falling back to `dateutil`. To ensure parsing is consistent and as-expected, please specify a format.</w:t>
+        <w:t xml:space="preserve">/tmp/ipykernel_3393/1994586768.py:1: UserWarning: Could not infer format, so each element will be parsed individually, falling back to `dateutil`. To ensure parsing is consistent and as-expected, please specify a format.</w:t>
       </w:r>
       <w:r>
         <w:br/>

--- a/posts/eda/index.docx
+++ b/posts/eda/index.docx
@@ -2354,7 +2354,7 @@
         <w:rPr>
           <w:rStyle w:val="VerbatimChar"/>
         </w:rPr>
-        <w:t xml:space="preserve">/tmp/ipykernel_3393/1994586768.py:1: UserWarning: Could not infer format, so each element will be parsed individually, falling back to `dateutil`. To ensure parsing is consistent and as-expected, please specify a format.</w:t>
+        <w:t xml:space="preserve">/tmp/ipykernel_3741/1994586768.py:1: UserWarning: Could not infer format, so each element will be parsed individually, falling back to `dateutil`. To ensure parsing is consistent and as-expected, please specify a format.</w:t>
       </w:r>
       <w:r>
         <w:br/>

--- a/posts/eda/index.docx
+++ b/posts/eda/index.docx
@@ -2354,7 +2354,7 @@
         <w:rPr>
           <w:rStyle w:val="VerbatimChar"/>
         </w:rPr>
-        <w:t xml:space="preserve">/tmp/ipykernel_3741/1994586768.py:1: UserWarning: Could not infer format, so each element will be parsed individually, falling back to `dateutil`. To ensure parsing is consistent and as-expected, please specify a format.</w:t>
+        <w:t xml:space="preserve">/tmp/ipykernel_3551/1994586768.py:1: UserWarning: Could not infer format, so each element will be parsed individually, falling back to `dateutil`. To ensure parsing is consistent and as-expected, please specify a format.</w:t>
       </w:r>
       <w:r>
         <w:br/>

--- a/posts/eda/index.docx
+++ b/posts/eda/index.docx
@@ -1433,7 +1433,7 @@
       </w:r>
     </w:p>
     <w:bookmarkEnd w:id="11"/>
-    <w:bookmarkStart w:id="28" w:name="feature-engineering"/>
+    <w:bookmarkStart w:id="27" w:name="feature-engineering"/>
     <w:p>
       <w:pPr>
         <w:pStyle w:val="Heading2"/>
@@ -2354,7 +2354,7 @@
         <w:rPr>
           <w:rStyle w:val="VerbatimChar"/>
         </w:rPr>
-        <w:t xml:space="preserve">/tmp/ipykernel_3551/1994586768.py:1: UserWarning: Could not infer format, so each element will be parsed individually, falling back to `dateutil`. To ensure parsing is consistent and as-expected, please specify a format.</w:t>
+        <w:t xml:space="preserve">/tmp/ipykernel_3343/1994586768.py:1: UserWarning: Could not infer format, so each element will be parsed individually, falling back to `dateutil`. To ensure parsing is consistent and as-expected, please specify a format.</w:t>
       </w:r>
       <w:r>
         <w:br/>
@@ -5007,63 +5007,10 @@
           <w:b/>
           <w:bCs/>
         </w:rPr>
-        <w:t xml:space="preserve">Share on</w:t>
+        <w:t xml:space="preserve">You may also like</w:t>
       </w:r>
     </w:p>
-    <w:p>
-      <w:pPr>
-        <w:pStyle w:val="BodyText"/>
-      </w:pPr>
-    </w:p>
-    <w:p>
-      <w:pPr>
-        <w:pStyle w:val="BodyText"/>
-      </w:pPr>
-      <w:r>
-        <w:t xml:space="preserve"> </w:t>
-      </w:r>
-    </w:p>
-    <w:p>
-      <w:pPr>
-        <w:pStyle w:val="BodyText"/>
-      </w:pPr>
-    </w:p>
-    <w:p>
-      <w:pPr>
-        <w:pStyle w:val="BodyText"/>
-      </w:pPr>
-      <w:r>
-        <w:t xml:space="preserve"> </w:t>
-      </w:r>
-    </w:p>
-    <w:p>
-      <w:pPr>
-        <w:pStyle w:val="BodyText"/>
-      </w:pPr>
-    </w:p>
-    <w:p>
-      <w:pPr>
-        <w:pStyle w:val="BodyText"/>
-      </w:pPr>
-      <w:r>
-        <w:t xml:space="preserve"> </w:t>
-      </w:r>
-    </w:p>
-    <w:bookmarkStart w:id="27" w:name="fb-root"/>
     <w:bookmarkEnd w:id="27"/>
-    <w:p>
-      <w:pPr>
-        <w:pStyle w:val="BodyText"/>
-      </w:pPr>
-      <w:r>
-        <w:rPr>
-          <w:b/>
-          <w:bCs/>
-        </w:rPr>
-        <w:t xml:space="preserve">You may also like</w:t>
-      </w:r>
-    </w:p>
-    <w:bookmarkEnd w:id="28"/>
     <w:sectPr>
       <w:footnotePr>
         <w:numRestart w:val="eachSect"/>
